--- a/최종교재/09장_GitHub_CLI로_깃허브_연결.docx
+++ b/최종교재/09장_GitHub_CLI로_깃허브_연결.docx
@@ -221,7 +221,24 @@
           <w:i w:val="0"/>
           <w:color w:val="000000"/>
         </w:rPr>
-        <w:t>만약 노트북을 분실하거나 하드디스크가 고장 나면, 지금까지 쌓아 올린 커밋이 통째로 사라지게 됩니다. 사진을 구글 포토나 아이클라우드에 백업하듯, 코드 역시 인터넷에 보관해 두어야 안심할 수 있습니다. 깃허브(GitHub)[^1]가 바로 이 역할을 수행합니다.</w:t>
+        <w:t>만약 노트북을 분실하거나 하드디스크가 고장 나면, 지금까지 쌓아 올린 커밋이 통째로 사라지게 됩니다. 사진을 구글 포토나 아이클라우드에 백업하듯, 코드 역시 인터넷에 보관해 두어야 안심할 수 있습니다. 깃허브(GitHub)</w:t>
+      </w:r>
+      <w:r>
+        <w:rPr>
+          <w:b w:val="0"/>
+          <w:i w:val="0"/>
+          <w:color w:val="000000"/>
+          <w:vertAlign w:val="superscript"/>
+        </w:rPr>
+        <w:t>1</w:t>
+      </w:r>
+      <w:r>
+        <w:rPr>
+          <w:b w:val="0"/>
+          <w:i w:val="0"/>
+          <w:color w:val="000000"/>
+        </w:rPr>
+        <w:t>가 바로 이 역할을 수행합니다.</w:t>
       </w:r>
     </w:p>
     <w:p>
@@ -839,7 +856,24 @@
           <w:i w:val="0"/>
           <w:color w:val="000000"/>
         </w:rPr>
-        <w:t>이번에 설치할 프로그램은 설치 과정이 그리 복잡하지 않습니다. 6장에서 설치했던 Node.js처럼 홈페이지에서 설치 파일을 내려받아 설치 마법사의 단계를 일일이 넘길 필요가 없습니다. 윈도우에 기본적으로 탑재된 패키지 관리자인 winget[^2]을 활용하면, 명령어 한 줄로 설치 과정이 모두 완료됩니다. 여기서 패키지 관리자란 프로그램의 다운로드, 설치, 업데이트 작업을 명령어로 자동화해 주는 도구를 의미합니다. 설치 화면에서 일일이 클릭하며 선택해야 하는 항목이 전혀 없으므로, 잘못된 옵션을 선택할 우려도 없습니다.</w:t>
+        <w:t>이번에 설치할 프로그램은 설치 과정이 그리 복잡하지 않습니다. 6장에서 설치했던 Node.js처럼 홈페이지에서 설치 파일을 내려받아 설치 마법사의 단계를 일일이 넘길 필요가 없습니다. 윈도우에 기본적으로 탑재된 패키지 관리자인 winget</w:t>
+      </w:r>
+      <w:r>
+        <w:rPr>
+          <w:b w:val="0"/>
+          <w:i w:val="0"/>
+          <w:color w:val="000000"/>
+          <w:vertAlign w:val="superscript"/>
+        </w:rPr>
+        <w:t>2</w:t>
+      </w:r>
+      <w:r>
+        <w:rPr>
+          <w:b w:val="0"/>
+          <w:i w:val="0"/>
+          <w:color w:val="000000"/>
+        </w:rPr>
+        <w:t>을 활용하면, 명령어 한 줄로 설치 과정이 모두 완료됩니다. 여기서 패키지 관리자란 프로그램의 다운로드, 설치, 업데이트 작업을 명령어로 자동화해 주는 도구를 의미합니다. 설치 화면에서 일일이 클릭하며 선택해야 하는 항목이 전혀 없으므로, 잘못된 옵션을 선택할 우려도 없습니다.</w:t>
       </w:r>
     </w:p>
     <w:p>
@@ -1279,10 +1313,9 @@
         <w:rPr>
           <w:b w:val="0"/>
           <w:i w:val="0"/>
-          <w:strike w:val="0"/>
           <w:color w:val="000000"/>
         </w:rPr>
-        <w:t>그러면 터미널이 물음표(?)가 붙은 질문을 차례로 던집니다. 화살표 키(↑↓)로 고르고 Enter로 확정합니다.</w:t>
+        <w:t>그러면 터미널이 물음표가 붙은 질문을 차례로 던질 겁니다. 화살표 키(↑↓)로 고르고 Enter로 확정합니다.</w:t>
       </w:r>
     </w:p>
     <w:p>
@@ -2150,45 +2183,8 @@
         <w:ind w:left="259"/>
       </w:pPr>
       <w:r>
-        <w:t xml:space="preserve">• </w:t>
-      </w:r>
-      <w:r>
-        <w:rPr>
-          <w:rFonts w:ascii="Consolas" w:hAnsi="Consolas"/>
-          <w:b w:val="0"/>
-          <w:i w:val="0"/>
-          <w:strike w:val="0"/>
-          <w:color w:val="000000"/>
-          <w:sz w:val="17"/>
-        </w:rPr>
-        <w:t>git init</w:t>
-      </w:r>
-      <w:r>
-        <w:rPr>
-          <w:b w:val="0"/>
-          <w:i w:val="0"/>
-          <w:strike w:val="0"/>
-          <w:color w:val="000000"/>
-        </w:rPr>
-        <w:t xml:space="preserve"> — 이 폴더를 Git 저장소로 만듭니다(</w:t>
-      </w:r>
-      <w:r>
-        <w:rPr>
-          <w:b w:val="0"/>
-          <w:i w:val="0"/>
-          <w:strike w:val="0"/>
-          <w:color w:val="000000"/>
-        </w:rPr>
-        <w:t>7장</w:t>
-      </w:r>
-      <w:r>
-        <w:rPr>
-          <w:b w:val="0"/>
-          <w:i w:val="0"/>
-          <w:strike w:val="0"/>
-          <w:color w:val="000000"/>
-        </w:rPr>
-        <w:t xml:space="preserve"> 복습). 아직 내 컴퓨터 안 이야기입니다.</w:t>
+        <w:rPr/>
+        <w:t>• git init — 이 폴더를 Git 저장소로 만듭니다(11장 복습). 아직 내 컴퓨터 안 이야기입니다.</w:t>
       </w:r>
     </w:p>
     <w:p>
@@ -3357,37 +3353,9 @@
         <w:rPr>
           <w:b/>
           <w:i w:val="0"/>
-          <w:strike w:val="0"/>
           <w:color w:val="000000"/>
         </w:rPr>
-        <w:t>다음 장 예고</w:t>
-      </w:r>
-      <w:r>
-        <w:rPr>
-          <w:b w:val="0"/>
-          <w:i w:val="0"/>
-          <w:strike w:val="0"/>
-          <w:color w:val="000000"/>
-        </w:rPr>
-        <w:t xml:space="preserve"> — 도구가 모두 갖춰졌습니다. </w:t>
-      </w:r>
-      <w:r>
-        <w:rPr>
-          <w:b w:val="0"/>
-          <w:i w:val="0"/>
-          <w:strike w:val="0"/>
-          <w:color w:val="000000"/>
-        </w:rPr>
-        <w:t>10장</w:t>
-      </w:r>
-      <w:r>
-        <w:rPr>
-          <w:b w:val="0"/>
-          <w:i w:val="0"/>
-          <w:strike w:val="0"/>
-          <w:color w:val="000000"/>
-        </w:rPr>
-        <w:t>에서는 저자가 실제로 쓰는 지휘소, Orca를 소개합니다. 여러 개의 Claude Code 에이전트를 워크트리라는 독립된 작업 공간에 하나씩 앉혀 두고 동시에 일을 시키는, 한 단계 위의 바이브코딩을 경험해 봅니다.</w:t>
+        <w:t>다음 장 예고 — 도구가 모두 갖춰졌습니다. 14장에서는 저자가 실제로 쓰는 지휘소, Orca를 소개합니다. 여러 개의 Claude Code 에이전트를 워크트리라는 독립된 작업 공간에 하나씩 앉혀 두고 동시에 일을 시키는, 한 단계 위의 바이브코딩을 경험해 봅니다.</w:t>
       </w:r>
     </w:p>
     <w:p>

--- a/최종교재/09장_GitHub_CLI로_깃허브_연결.docx
+++ b/최종교재/09장_GitHub_CLI로_깃허브_연결.docx
@@ -1003,25 +1003,7 @@
           <w:i w:val="0"/>
           <w:color w:val="000000"/>
         </w:rPr>
-        <w:t xml:space="preserve">설치가 정상적으로 완료되었는지 확인해 보겠습니다. 설치를 진행하던 터미널 창에는 새로 설치한 </w:t>
-      </w:r>
-      <w:r>
-        <w:rPr>
-          <w:rFonts w:ascii="Consolas" w:hAnsi="Consolas"/>
-          <w:b w:val="0"/>
-          <w:i w:val="0"/>
-          <w:color w:val="000000"/>
-          <w:sz w:val="17"/>
-        </w:rPr>
-        <w:t>gh</w:t>
-      </w:r>
-      <w:r>
-        <w:rPr>
-          <w:b w:val="0"/>
-          <w:i w:val="0"/>
-          <w:color w:val="000000"/>
-        </w:rPr>
-        <w:t>의 실행 파일 경로가 아직 반영되지 않은 상태입니다. 그러므로 현재 열려 있는 터미널 창을 완전히 종료한 뒤 새로 창을 열고, 제시되는 확인용 명령어를 입력합니다.</w:t>
+        <w:t>설치가 정상적으로 완료되었는지 확인해 보겠습니다. 설치를 진행하던 터미널 창에는 새로 설치한 gh 명령어의 실행 파일 경로가 아직 반영되지 않은 상태입니다. 그러므로 현재 열려 있는 터미널 창을 완전히 종료한 뒤 새로 창을 열고, 제시되는 확인용 명령어를 입력하여 확인하십시오.</w:t>
       </w:r>
     </w:p>
     <w:p>
@@ -1175,10 +1157,9 @@
         <w:rPr>
           <w:b w:val="0"/>
           <w:i w:val="0"/>
-          <w:strike w:val="0"/>
           <w:color w:val="000000"/>
         </w:rPr>
-        <w:t>winget install GitHub.cli 를 실행했는데 새 터미널에서도 gh --version이 안 먹혀. 오류 메시지는 이거야: (오류 붙여넣기) 원인 찾아서 고쳐 줘.</w:t>
+        <w:t>winget install GitHub.cli 명령어를 실행하여 설치를 진행하였으나, 새 터미널에서 gh --version 명령어가 정상적으로 작동하지 않고 있습니다. 발생한 오류 메시지는 다음과 같습니다: (오류 메시지 붙여넣기) 오류의 원인을 찾고 해결 방안을 제시하여 주십시오.</w:t>
       </w:r>
     </w:p>
     <w:p>
@@ -1769,7 +1750,7 @@
           <w:i w:val="0"/>
           <w:color w:val="000000"/>
         </w:rPr>
-        <w:t>다시 터미널 창으로 돌아와 보십시오. 브라우저에서 권한을 승인한 뒤 몇 초 정도 지나면 터미널에 인증 완료 메시지가 나타날 것입니다.</w:t>
+        <w:t>다시 터미널 창으로 돌아와 주십시오. 브라우저에서 권한 승인 절차를 완료한 뒤 몇 초 정도 지나면, 터미널에 인증 완료 메시지가 나타날 것입니다.</w:t>
       </w:r>
     </w:p>
     <w:p>
@@ -2125,10 +2106,9 @@
         <w:rPr>
           <w:b w:val="0"/>
           <w:i w:val="0"/>
-          <w:strike w:val="0"/>
           <w:color w:val="000000"/>
         </w:rPr>
-        <w:t>hello-github 라는 연습용 저장소를 만들고 싶어. 이 폴더에 나를 소개하는 README.md를 한국어로 짧게 만들고, git 저장소로 초기화해서 첫 커밋을 한 다음, gh로 내 깃허브에 public 리포로 올려 줘.</w:t>
+        <w:t>hello-github라는 이름의 연습용 저장소를 생성하고 싶습니다. 이 폴더에 나를 소개하는 README.md 파일을 한국어로 간략하게 작성하고, Git 저장소로 초기화한 뒤 첫 번째 커밋을 생성하여 주십시오. 그 후 gh 명령어를 사용하여 내 GitHub 계정에 공개 리포지토리로 업로드하여 주십시오.</w:t>
       </w:r>
     </w:p>
     <w:p>

--- a/최종교재/09장_GitHub_CLI로_깃허브_연결.docx
+++ b/최종교재/09장_GitHub_CLI로_깃허브_연결.docx
@@ -1053,7 +1053,7 @@
       <w:r>
         <w:drawing>
           <wp:inline xmlns:a="http://schemas.openxmlformats.org/drawingml/2006/main" xmlns:pic="http://schemas.openxmlformats.org/drawingml/2006/picture">
-            <wp:extent cx="5806440" cy="3265801"/>
+            <wp:extent cx="5806440" cy="1501665"/>
             <wp:docPr id="3" name="Picture 3" descr="gh 버전 확인"/>
             <wp:cNvGraphicFramePr>
               <a:graphicFrameLocks noChangeAspect="1"/>
@@ -1074,7 +1074,7 @@
                   <pic:spPr>
                     <a:xfrm>
                       <a:off x="0" y="0"/>
-                      <a:ext cx="5806440" cy="3265801"/>
+                      <a:ext cx="5806440" cy="1501665"/>
                     </a:xfrm>
                     <a:prstGeom prst="rect"/>
                   </pic:spPr>
